--- a/reports/C3/Student #4/04 - Requirements - Student #4.docx
+++ b/reports/C3/Student #4/04 - Requirements - Student #4.docx
@@ -391,14 +391,12 @@
                   </w:rPr>
                   <w:t xml:space="preserve"> </w:t>
                 </w:r>
-                <w:proofErr w:type="spellStart"/>
                 <w:r>
                   <w:rPr>
                     <w:rFonts w:asciiTheme="majorHAnsi" w:hAnsiTheme="majorHAnsi" w:cstheme="majorHAnsi"/>
                   </w:rPr>
                   <w:t>jualeomad</w:t>
                 </w:r>
-                <w:proofErr w:type="spellEnd"/>
                 <w:r>
                   <w:rPr>
                     <w:rFonts w:asciiTheme="majorHAnsi" w:hAnsiTheme="majorHAnsi" w:cstheme="majorHAnsi"/>
@@ -461,21 +459,7 @@
                   <w:rPr>
                     <w:rFonts w:asciiTheme="majorHAnsi" w:hAnsiTheme="majorHAnsi" w:cstheme="majorHAnsi"/>
                   </w:rPr>
-                  <w:t xml:space="preserve">León </w:t>
-                </w:r>
-                <w:proofErr w:type="spellStart"/>
-                <w:r>
-                  <w:rPr>
-                    <w:rFonts w:asciiTheme="majorHAnsi" w:hAnsiTheme="majorHAnsi" w:cstheme="majorHAnsi"/>
-                  </w:rPr>
-                  <w:t>Madroñal</w:t>
-                </w:r>
-                <w:proofErr w:type="spellEnd"/>
-                <w:r>
-                  <w:rPr>
-                    <w:rFonts w:asciiTheme="majorHAnsi" w:hAnsiTheme="majorHAnsi" w:cstheme="majorHAnsi"/>
-                  </w:rPr>
-                  <w:t>, Juan Carlos</w:t>
+                  <w:t>León Madroñal, Juan Carlos</w:t>
                 </w:r>
                 <w:r>
                   <w:rPr>
@@ -3692,7 +3676,13 @@
         </w:sdtPr>
         <w:sdtContent>
           <w:r>
-            <w:t xml:space="preserve">    </w:t>
+            <w:t xml:space="preserve"> </w:t>
+          </w:r>
+          <w:r>
+            <w:t>X</w:t>
+          </w:r>
+          <w:r>
+            <w:t xml:space="preserve">   </w:t>
           </w:r>
         </w:sdtContent>
       </w:sdt>
@@ -3760,7 +3750,13 @@
         </w:sdtPr>
         <w:sdtContent>
           <w:r>
-            <w:t xml:space="preserve">    </w:t>
+            <w:t xml:space="preserve"> </w:t>
+          </w:r>
+          <w:r>
+            <w:t>X</w:t>
+          </w:r>
+          <w:r>
+            <w:t xml:space="preserve">   </w:t>
           </w:r>
         </w:sdtContent>
       </w:sdt>
@@ -3836,7 +3832,13 @@
         </w:sdtPr>
         <w:sdtContent>
           <w:r>
-            <w:t xml:space="preserve">    </w:t>
+            <w:t xml:space="preserve"> </w:t>
+          </w:r>
+          <w:r>
+            <w:t>X</w:t>
+          </w:r>
+          <w:r>
+            <w:t xml:space="preserve">   </w:t>
           </w:r>
         </w:sdtContent>
       </w:sdt>
@@ -10650,6 +10652,7 @@
     <w:rsid w:val="001942D6"/>
     <w:rsid w:val="001B7228"/>
     <w:rsid w:val="001C3417"/>
+    <w:rsid w:val="002B39E8"/>
     <w:rsid w:val="00362E40"/>
     <w:rsid w:val="003936CA"/>
     <w:rsid w:val="004C7734"/>
@@ -10657,6 +10660,7 @@
     <w:rsid w:val="004F2A33"/>
     <w:rsid w:val="005E7E6F"/>
     <w:rsid w:val="00635F6F"/>
+    <w:rsid w:val="00653D84"/>
     <w:rsid w:val="00691EEE"/>
     <w:rsid w:val="006A19A4"/>
     <w:rsid w:val="006F0758"/>
